--- a/_dev/MyIntern-PRD.docx
+++ b/_dev/MyIntern-PRD.docx
@@ -2997,6 +2997,101 @@
       </w:pPr>
       <w:r>
         <w:t xml:space="preserve"/>
+      </w:r>
+    </w:p>
+    <w:p>
+      <w:pPr>
+        <w:pStyle w:val="Heading3"/>
+      </w:pPr>
+      <w:r>
+        <w:t xml:space="preserve">Phase 3 -- MyIntern+ (authenticated layer, deferred)</w:t>
+      </w:r>
+    </w:p>
+    <w:p>
+      <w:pPr>
+        <w:pStyle w:val="Normal"/>
+      </w:pPr>
+    </w:p>
+    <w:p>
+      <w:pPr>
+        <w:pStyle w:val="Normal"/>
+      </w:pPr>
+      <w:r>
+        <w:t xml:space="preserve">Unlock condition: do not begin building this layer until MyIntern reaches 100+ visible listings. Auth on a sparse directory adds friction before there is enough value to justify it.</w:t>
+      </w:r>
+    </w:p>
+    <w:p>
+      <w:pPr>
+        <w:pStyle w:val="Normal"/>
+      </w:pPr>
+    </w:p>
+    <w:p>
+      <w:pPr>
+        <w:pStyle w:val="ListParagraph"/>
+      </w:pPr>
+      <w:r>
+        <w:t xml:space="preserve">MyIntern+ -- optional authenticated layer for students who want personalised matching and saved applications</w:t>
+      </w:r>
+    </w:p>
+    <w:p>
+      <w:pPr>
+        <w:pStyle w:val="ListParagraph"/>
+      </w:pPr>
+      <w:r>
+        <w:t xml:space="preserve">Magic link auth via Supabase Auth -- no passwords, no friction for students</w:t>
+      </w:r>
+    </w:p>
+    <w:p>
+      <w:pPr>
+        <w:pStyle w:val="ListParagraph"/>
+      </w:pPr>
+      <w:r>
+        <w:t xml:space="preserve">Profile built from 6 structured form fields: course, year, university, CGPA band, skills tags, location preference -- no CV PDF upload in MVP (form fields give 80% of the matching quality at a fraction of the PDPA weight)</w:t>
+      </w:r>
+    </w:p>
+    <w:p>
+      <w:pPr>
+        <w:pStyle w:val="ListParagraph"/>
+      </w:pPr>
+      <w:r>
+        <w:t xml:space="preserve">Personalised matching feed -- internships ranked by profile fit based on form field data</w:t>
+      </w:r>
+    </w:p>
+    <w:p>
+      <w:pPr>
+        <w:pStyle w:val="ListParagraph"/>
+      </w:pPr>
+      <w:r>
+        <w:t xml:space="preserve">Email reminders via Resend for upcoming deadlines on saved internships</w:t>
+      </w:r>
+    </w:p>
+    <w:p>
+      <w:pPr>
+        <w:pStyle w:val="ListParagraph"/>
+      </w:pPr>
+      <w:r>
+        <w:t xml:space="preserve">Self-service account deletion -- PDPA-compliant, removes all profile data and saved internship history</w:t>
+      </w:r>
+    </w:p>
+    <w:p>
+      <w:pPr>
+        <w:pStyle w:val="ListParagraph"/>
+      </w:pPr>
+      <w:r>
+        <w:t xml:space="preserve">Consent log in myintern_consent_log table -- explicit consent captured at magic link signup</w:t>
+      </w:r>
+    </w:p>
+    <w:p>
+      <w:pPr>
+        <w:pStyle w:val="Normal"/>
+      </w:pPr>
+    </w:p>
+    <w:p>
+      <w:pPr>
+        <w:pStyle w:val="Normal"/>
+      </w:pPr>
+      <w:r>
+        <w:t xml:space="preserve">Architecture note: public browsing stays free and unauthenticated -- auth only gates value-add features. PDPA obligations are scoped to MyIntern only (myintern_users, myintern_saved_internships, myintern_consent_log tables with strict RLS). MyScholar (scholarships) remains zero-auth. Privacy policy at /internships/privacy. CV PDF upload and employer-facing features (employer search of student pool, employer dashboard) are Tier 3 and deferred beyond Phase 3.</w:t>
       </w:r>
     </w:p>
     <w:p>
